--- a/4th Sem/IWT LAB/Assignment 6/Assignment 06.docx
+++ b/4th Sem/IWT LAB/Assignment 6/Assignment 06.docx
@@ -1298,7 +1298,7 @@
           <w:noProof/>
         </w:rPr>
         <w:drawing>
-          <wp:anchor distT="0" distB="0" distL="114300" distR="114300" simplePos="0" relativeHeight="251660288" behindDoc="0" locked="0" layoutInCell="1" allowOverlap="1" wp14:anchorId="2C07590E" wp14:editId="7987DB46">
+          <wp:anchor distT="0" distB="0" distL="114300" distR="114300" simplePos="0" relativeHeight="251660288" behindDoc="0" locked="0" layoutInCell="1" allowOverlap="1" wp14:anchorId="2C07590E" wp14:editId="6F997213">
             <wp:simplePos x="0" y="0"/>
             <wp:positionH relativeFrom="margin">
               <wp:align>left</wp:align>
@@ -1467,7 +1467,7 @@
           <w:noProof/>
         </w:rPr>
         <w:drawing>
-          <wp:inline distT="0" distB="0" distL="0" distR="0" wp14:anchorId="30F044EE" wp14:editId="393609FA">
+          <wp:inline distT="0" distB="0" distL="0" distR="0" wp14:anchorId="30F044EE" wp14:editId="0333A6FA">
             <wp:extent cx="2994660" cy="1590561"/>
             <wp:effectExtent l="0" t="0" r="0" b="0"/>
             <wp:docPr id="941467700" name="Picture 23"/>
@@ -4380,7 +4380,7 @@
           <w:noProof/>
         </w:rPr>
         <w:drawing>
-          <wp:anchor distT="0" distB="0" distL="114300" distR="114300" simplePos="0" relativeHeight="251666432" behindDoc="0" locked="0" layoutInCell="1" allowOverlap="1" wp14:anchorId="22D926E4" wp14:editId="05B98528">
+          <wp:anchor distT="0" distB="0" distL="114300" distR="114300" simplePos="0" relativeHeight="251666432" behindDoc="0" locked="0" layoutInCell="1" allowOverlap="1" wp14:anchorId="22D926E4" wp14:editId="0F5D23D0">
             <wp:simplePos x="0" y="0"/>
             <wp:positionH relativeFrom="margin">
               <wp:posOffset>3868420</wp:posOffset>
@@ -4455,7 +4455,7 @@
           <w:noProof/>
         </w:rPr>
         <w:drawing>
-          <wp:anchor distT="0" distB="0" distL="114300" distR="114300" simplePos="0" relativeHeight="251665408" behindDoc="0" locked="0" layoutInCell="1" allowOverlap="1" wp14:anchorId="7BE72CBB" wp14:editId="678C2021">
+          <wp:anchor distT="0" distB="0" distL="114300" distR="114300" simplePos="0" relativeHeight="251665408" behindDoc="0" locked="0" layoutInCell="1" allowOverlap="1" wp14:anchorId="7BE72CBB" wp14:editId="0F8C2B13">
             <wp:simplePos x="0" y="0"/>
             <wp:positionH relativeFrom="margin">
               <wp:posOffset>1973580</wp:posOffset>
@@ -4530,7 +4530,7 @@
           <w:noProof/>
         </w:rPr>
         <w:drawing>
-          <wp:anchor distT="0" distB="0" distL="114300" distR="114300" simplePos="0" relativeHeight="251664384" behindDoc="0" locked="0" layoutInCell="1" allowOverlap="1" wp14:anchorId="7FB5C8D9" wp14:editId="40C1D819">
+          <wp:anchor distT="0" distB="0" distL="114300" distR="114300" simplePos="0" relativeHeight="251664384" behindDoc="0" locked="0" layoutInCell="1" allowOverlap="1" wp14:anchorId="7FB5C8D9" wp14:editId="062333F0">
             <wp:simplePos x="0" y="0"/>
             <wp:positionH relativeFrom="margin">
               <wp:align>left</wp:align>
@@ -5747,7 +5747,31 @@
       </w:r>
       <w:proofErr w:type="gramEnd"/>
       <w:r>
-        <w:t>+\.[a-z]{2,3}$/;</w:t>
+        <w:t>+</w:t>
+      </w:r>
+      <w:proofErr w:type="gramStart"/>
+      <w:r>
+        <w:t>\.[</w:t>
+      </w:r>
+      <w:proofErr w:type="gramEnd"/>
+      <w:r>
+        <w:t>a-</w:t>
+      </w:r>
+      <w:proofErr w:type="gramStart"/>
+      <w:r>
+        <w:t>z]{</w:t>
+      </w:r>
+      <w:proofErr w:type="gramEnd"/>
+      <w:r>
+        <w:t>2,</w:t>
+      </w:r>
+      <w:proofErr w:type="gramStart"/>
+      <w:r>
+        <w:t>3}$</w:t>
+      </w:r>
+      <w:proofErr w:type="gramEnd"/>
+      <w:r>
+        <w:t>/;</w:t>
       </w:r>
     </w:p>
     <w:p>
@@ -6258,22 +6282,22 @@
         </w:rPr>
         <w:lastRenderedPageBreak/>
         <w:drawing>
-          <wp:anchor distT="0" distB="0" distL="114300" distR="114300" simplePos="0" relativeHeight="251672576" behindDoc="0" locked="0" layoutInCell="1" allowOverlap="1" wp14:anchorId="365B0E6A" wp14:editId="76E7993E">
+          <wp:anchor distT="0" distB="0" distL="114300" distR="114300" simplePos="0" relativeHeight="251672576" behindDoc="0" locked="0" layoutInCell="1" allowOverlap="1" wp14:anchorId="365B0E6A" wp14:editId="7E89C3A3">
             <wp:simplePos x="0" y="0"/>
             <wp:positionH relativeFrom="margin">
               <wp:posOffset>15240</wp:posOffset>
             </wp:positionH>
             <wp:positionV relativeFrom="paragraph">
-              <wp:posOffset>5965190</wp:posOffset>
+              <wp:posOffset>5949315</wp:posOffset>
             </wp:positionV>
-            <wp:extent cx="2598420" cy="2745740"/>
-            <wp:effectExtent l="0" t="0" r="0" b="0"/>
+            <wp:extent cx="2202180" cy="2758440"/>
+            <wp:effectExtent l="0" t="0" r="7620" b="3810"/>
             <wp:wrapThrough wrapText="bothSides">
               <wp:wrapPolygon edited="0">
                 <wp:start x="0" y="0"/>
-                <wp:lineTo x="0" y="21430"/>
-                <wp:lineTo x="21378" y="21430"/>
-                <wp:lineTo x="21378" y="0"/>
+                <wp:lineTo x="0" y="21481"/>
+                <wp:lineTo x="21488" y="21481"/>
+                <wp:lineTo x="21488" y="0"/>
                 <wp:lineTo x="0" y="0"/>
               </wp:wrapPolygon>
             </wp:wrapThrough>
@@ -6306,7 +6330,7 @@
                   <pic:spPr bwMode="auto">
                     <a:xfrm>
                       <a:off x="0" y="0"/>
-                      <a:ext cx="2598420" cy="2745740"/>
+                      <a:ext cx="2202180" cy="2758440"/>
                     </a:xfrm>
                     <a:prstGeom prst="rect">
                       <a:avLst/>
@@ -7448,6 +7472,7 @@
   <w:style w:type="character" w:default="1" w:styleId="DefaultParagraphFont">
     <w:name w:val="Default Paragraph Font"/>
     <w:uiPriority w:val="1"/>
+    <w:semiHidden/>
     <w:unhideWhenUsed/>
   </w:style>
   <w:style w:type="table" w:default="1" w:styleId="TableNormal">
